--- a/实验11_121072021030_林立洲.docx
+++ b/实验11_121072021030_林立洲.docx
@@ -334,6 +334,19 @@
     </w:p>
     <w:p>
       <w:pPr>
+        <w:spacing w:line="300" w:lineRule="auto"/>
+        <w:ind w:firstLine="440"/>
+      </w:pPr>
+      <w:r>
+        <w:rPr>
+          <w:rFonts w:ascii="宋体" w:hAnsi="宋体" w:eastAsia="宋体"/>
+          <w:sz w:val="22"/>
+        </w:rPr>
+        <w:t>在完成基础要求的基础上，本项目进一步实现了实验文档中给出的加分项和进阶功能，包括责任链校验、管理员权限控制、部分入库、部分开票以及工厂模式创建入库单、发票、退货单，使程序更接近真实 WMS 采购业务。</w:t>
+      </w:r>
+    </w:p>
+    <w:p>
+      <w:pPr>
         <w:pStyle w:val="Heading1"/>
       </w:pPr>
       <w:r>
@@ -434,6 +447,19 @@
           <w:sz w:val="22"/>
         </w:rPr>
         <w:t>如果把所有状态规则都写在 PurchaseOrder 中，代码会逐渐变成大量 if-else 或 switch 判断，既不利于阅读，也不利于扩展。本实验采用状态模式，将每种状态封装为独立状态类，由当前状态对象负责处理业务操作和状态流转。</w:t>
+      </w:r>
+    </w:p>
+    <w:p>
+      <w:pPr>
+        <w:spacing w:line="300" w:lineRule="auto"/>
+        <w:ind w:firstLine="440"/>
+      </w:pPr>
+      <w:r>
+        <w:rPr>
+          <w:rFonts w:ascii="宋体" w:hAnsi="宋体" w:eastAsia="宋体"/>
+          <w:sz w:val="22"/>
+        </w:rPr>
+        <w:t>实验文档还提出了进阶加分方向：可以搭配责任链或策略模式优化校验结构，增加日志记录和权限校验，实现部分入库、部分开票场景，并结合工厂模式统一创建入库单、发票和退货单。本项目对这些内容都进行了实现和测试。</w:t>
       </w:r>
     </w:p>
     <w:p>
@@ -613,7 +639,7 @@
           <w:rFonts w:ascii="宋体" w:hAnsi="宋体" w:eastAsia="宋体"/>
           <w:sz w:val="22"/>
         </w:rPr>
-        <w:t>状态模式设计中，PurchaseOrder 是环境类 Context，内部持有当前状态对象 state 和操作日志集合 operationLogs。PurchaseOrderState 是抽象状态接口，规定采购单所有业务操作的方法。AbstractPurchaseOrderState 是抽象状态基类，为非法操作提供统一默认处理，默认抛出 BusinessException 并说明失败原因。</w:t>
+        <w:t>状态模式设计中，PurchaseOrder 是环境类 Context，内部持有当前状态对象 state、操作日志集合 operationLogs 和业务单据集合 businessDocuments。PurchaseOrderState 是抽象状态接口，规定采购单所有业务操作的方法。AbstractPurchaseOrderState 是抽象状态基类，为非法操作提供统一默认处理，默认抛出 BusinessException 并说明失败原因。</w:t>
       </w:r>
     </w:p>
     <w:p>
@@ -626,7 +652,7 @@
           <w:rFonts w:ascii="宋体" w:hAnsi="宋体" w:eastAsia="宋体"/>
           <w:sz w:val="22"/>
         </w:rPr>
-        <w:t>DraftState、ApprovedState、InStockState、InvoicedState、PaidState、CancelledState、ReturnedState 分别表示七种业务状态。每个状态类只关心自己状态下允许的操作和禁止的操作，例如 DraftState 允许 edit、approve、cancel；ApprovedState 允许 generateInboundOrder 和 cancel；InStockState 允许 generateInvoice 和 returnAndRefund；InvoicedState 允许 pay 和 returnAndRefund。</w:t>
+        <w:t>DraftState、ApprovedState、PartiallyInStockState、InStockState、PartiallyInvoicedState、InvoicedState、PaidState、CancelledState、ReturnedState 分别表示采购单的不同业务状态。PartiallyInStockState 用于表示采购单已经生成过部分入库单但尚未全部入库，PartiallyInvoicedState 用于表示采购单已经部分开票但尚未满足付款条件。</w:t>
       </w:r>
     </w:p>
     <w:p>
@@ -639,17 +665,56 @@
           <w:rFonts w:ascii="宋体" w:hAnsi="宋体" w:eastAsia="宋体"/>
           <w:sz w:val="22"/>
         </w:rPr>
-        <w:t>本实验将已付款状态视为付款完成状态，不再从已付款状态触发退货退款。退货退款主要在已入库和已开票状态触发，这样可以覆盖退货退款功能，同时避免与付款完结逻辑冲突。OperationLog 用于记录每次合法操作的操作名称、原状态、新状态、操作结果和时间，便于测试时查看状态流转历史。</w:t>
+        <w:t>权限设计中使用 UserRole 区分普通操作员和管理员。普通操作员不能撤销已审批采购单，管理员可以在已审批状态执行 revokeApproval，将采购单退回草稿状态重新编辑和审批。该功能对应实验拓展要求中的权限简易校验。</w:t>
       </w:r>
     </w:p>
     <w:p>
       <w:pPr>
+        <w:spacing w:line="300" w:lineRule="auto"/>
+        <w:ind w:firstLine="440"/>
+      </w:pPr>
+      <w:r>
+        <w:rPr>
+          <w:rFonts w:ascii="宋体" w:hAnsi="宋体" w:eastAsia="宋体"/>
+          <w:sz w:val="22"/>
+        </w:rPr>
+        <w:t>业务单据设计中使用 BusinessDocumentFactory 统一创建 InboundOrderDocument、InvoiceDocument 和 ReturnOrderDocument。每次成功入库、开票或退货退款时，采购单都会生成对应业务单据并保存到 businessDocuments 集合中，最终在 showInfo 中一起输出。</w:t>
+      </w:r>
+    </w:p>
+    <w:p>
+      <w:pPr>
+        <w:spacing w:line="300" w:lineRule="auto"/>
+        <w:ind w:firstLine="440"/>
+      </w:pPr>
+      <w:r>
+        <w:rPr>
+          <w:rFonts w:ascii="宋体" w:hAnsi="宋体" w:eastAsia="宋体"/>
+          <w:sz w:val="22"/>
+        </w:rPr>
+        <w:t>公共校验设计中使用责任链模式。state.validation 包中的 OrderValidationRule 负责串联不同校验节点，OrderValidationChains 统一组织编辑校验、业务数量校验和管理员权限校验。这样公共校验逻辑不需要散落在各个状态类中，更符合单一职责和开闭原则。</w:t>
+      </w:r>
+    </w:p>
+    <w:p>
+      <w:pPr>
+        <w:spacing w:line="300" w:lineRule="auto"/>
+        <w:ind w:firstLine="440"/>
+      </w:pPr>
+      <w:r>
+        <w:rPr>
+          <w:rFonts w:ascii="宋体" w:hAnsi="宋体" w:eastAsia="宋体"/>
+          <w:sz w:val="22"/>
+        </w:rPr>
+        <w:t>本实验将已付款状态视为付款完成状态，不再从已付款状态触发退货退款。退货退款主要在已入库、部分开票和已开票状态触发，这样可以覆盖退货退款功能，同时避免与付款完结逻辑冲突。OperationLog 用于记录每次合法操作的操作名称、原状态、新状态、操作结果和时间，便于测试时查看状态流转历史。</w:t>
+      </w:r>
+    </w:p>
+    <w:p>
+      <w:pPr>
         <w:jc w:val="center"/>
       </w:pPr>
       <w:r>
         <w:drawing>
           <wp:inline xmlns:a="http://schemas.openxmlformats.org/drawingml/2006/main" xmlns:pic="http://schemas.openxmlformats.org/drawingml/2006/picture">
-            <wp:extent cx="6126480" cy="4418354"/>
+            <wp:extent cx="6126480" cy="2865612"/>
             <wp:docPr id="3" name="Picture 3"/>
             <wp:cNvGraphicFramePr>
               <a:graphicFrameLocks noChangeAspect="1"/>
@@ -670,7 +735,7 @@
                   <pic:spPr>
                     <a:xfrm>
                       <a:off x="0" y="0"/>
-                      <a:ext cx="6126480" cy="4418354"/>
+                      <a:ext cx="6126480" cy="2865612"/>
                     </a:xfrm>
                     <a:prstGeom prst="rect"/>
                   </pic:spPr>
@@ -700,7 +765,7 @@
       <w:r>
         <w:drawing>
           <wp:inline xmlns:a="http://schemas.openxmlformats.org/drawingml/2006/main" xmlns:pic="http://schemas.openxmlformats.org/drawingml/2006/picture">
-            <wp:extent cx="6126480" cy="1778655"/>
+            <wp:extent cx="6126480" cy="2272726"/>
             <wp:docPr id="4" name="Picture 4"/>
             <wp:cNvGraphicFramePr>
               <a:graphicFrameLocks noChangeAspect="1"/>
@@ -721,7 +786,7 @@
                   <pic:spPr>
                     <a:xfrm>
                       <a:off x="0" y="0"/>
-                      <a:ext cx="6126480" cy="1778655"/>
+                      <a:ext cx="6126480" cy="2272726"/>
                     </a:xfrm>
                     <a:prstGeom prst="rect"/>
                   </pic:spPr>
@@ -933,7 +998,7 @@
           <w:rFonts w:ascii="宋体" w:hAnsi="宋体" w:eastAsia="宋体"/>
           <w:sz w:val="22"/>
         </w:rPr>
-        <w:t>项目使用 Maven 管理，主入口为 com.lzl.experiment11.MainApp。observer 包存放课堂观察者模式任务代码，state 包存放实验11状态模式代码。报告图片、运行结果和 EA 项目文件保存在项目根目录下，便于统一提交和检查。</w:t>
+        <w:t>项目使用 Maven 管理，主入口为 com.lzl.experiment11.MainApp。observer 包存放课堂观察者模式任务代码，state 包存放实验11状态模式代码，state.validation 包存放责任链校验代码。报告图片、运行结果和 EA 项目文件保存在项目根目录下，便于统一提交和检查。</w:t>
       </w:r>
     </w:p>
     <w:p>
@@ -943,7 +1008,7 @@
       <w:r>
         <w:drawing>
           <wp:inline xmlns:a="http://schemas.openxmlformats.org/drawingml/2006/main" xmlns:pic="http://schemas.openxmlformats.org/drawingml/2006/picture">
-            <wp:extent cx="5303520" cy="5471464"/>
+            <wp:extent cx="5303520" cy="7080199"/>
             <wp:docPr id="8" name="Picture 8"/>
             <wp:cNvGraphicFramePr>
               <a:graphicFrameLocks noChangeAspect="1"/>
@@ -964,7 +1029,7 @@
                   <pic:spPr>
                     <a:xfrm>
                       <a:off x="0" y="0"/>
-                      <a:ext cx="5303520" cy="5471464"/>
+                      <a:ext cx="5303520" cy="7080199"/>
                     </a:xfrm>
                     <a:prstGeom prst="rect"/>
                   </pic:spPr>
@@ -1200,7 +1265,14 @@
         <w:br/>
         <w:t>public void generateInboundOrder() {</w:t>
         <w:br/>
-        <w:t xml:space="preserve">    state.generateInboundOrder(this);</w:t>
+        <w:t xml:space="preserve">    generateInboundOrder(getRemainingInboundQuantity());</w:t>
+        <w:br/>
+        <w:t>}</w:t>
+        <w:br/>
+        <w:br/>
+        <w:t>public void generateInboundOrder(int inboundQuantity) {</w:t>
+        <w:br/>
+        <w:t xml:space="preserve">    state.generateInboundOrder(this, inboundQuantity);</w:t>
         <w:br/>
         <w:t>}</w:t>
         <w:br/>
@@ -1244,9 +1316,11 @@
         <w:br/>
         <w:t xml:space="preserve">    void cancel(PurchaseOrder order);</w:t>
         <w:br/>
-        <w:t xml:space="preserve">    void generateInboundOrder(PurchaseOrder order);</w:t>
+        <w:t xml:space="preserve">    void revokeApproval(PurchaseOrder order, UserRole role);</w:t>
         <w:br/>
-        <w:t xml:space="preserve">    void generateInvoice(PurchaseOrder order);</w:t>
+        <w:t xml:space="preserve">    void generateInboundOrder(PurchaseOrder order, int inboundQuantity);</w:t>
+        <w:br/>
+        <w:t xml:space="preserve">    void generateInvoice(PurchaseOrder order, int invoiceQuantity);</w:t>
         <w:br/>
         <w:t xml:space="preserve">    void pay(PurchaseOrder order);</w:t>
         <w:br/>
@@ -1348,7 +1422,73 @@
           <w:rFonts w:ascii="宋体" w:hAnsi="宋体" w:eastAsia="宋体"/>
           <w:sz w:val="22"/>
         </w:rPr>
-        <w:t>ApprovedState 允许生成入库单和取消采购单；InStockState 允许生成发票和退货退款；InvoicedState 允许付款和退货退款。这些规则分散在对应状态类中，使业务含义更直观。</w:t>
+        <w:t>ApprovedState 允许生成入库单、取消采购单和管理员撤销审批。生成入库单时可以一次全量入库，也可以先进入部分入库状态，后续由 PartiallyInStockState 继续补齐入库。</w:t>
+      </w:r>
+    </w:p>
+    <w:p>
+      <w:pPr>
+        <w:spacing w:before="80" w:after="80"/>
+        <w:ind w:left="360"/>
+        <w:shd w:fill="F2F2F2"/>
+      </w:pPr>
+      <w:r>
+        <w:rPr>
+          <w:rFonts w:ascii="Consolas" w:hAnsi="Consolas" w:eastAsia="Consolas"/>
+          <w:sz w:val="18"/>
+        </w:rPr>
+        <w:t>public class ApprovedState extends AbstractPurchaseOrderState {</w:t>
+        <w:br/>
+        <w:t xml:space="preserve">    public void revokeApproval(PurchaseOrder order, UserRole role) {</w:t>
+        <w:br/>
+        <w:t xml:space="preserve">        OrderValidationChains.validateAdmin("撤销审批", role);</w:t>
+        <w:br/>
+        <w:t xml:space="preserve">        order.changeState(new DraftState(), "撤销审批",</w:t>
+        <w:br/>
+        <w:t xml:space="preserve">                role.getDisplayName() + "撤销已审批采购单，单据退回草稿状态。");</w:t>
+        <w:br/>
+        <w:t xml:space="preserve">    }</w:t>
+        <w:br/>
+        <w:br/>
+        <w:t xml:space="preserve">    public void generateInboundOrder(PurchaseOrder order, int inboundQuantity) {</w:t>
+        <w:br/>
+        <w:t xml:space="preserve">        OrderValidationChains.validateBusinessQuantity(</w:t>
+        <w:br/>
+        <w:t xml:space="preserve">                "生成入库单", inboundQuantity, order.getRemainingInboundQuantity());</w:t>
+        <w:br/>
+        <w:t xml:space="preserve">        BusinessDocument document = order.recordInboundDocument(inboundQuantity);</w:t>
+        <w:br/>
+        <w:t xml:space="preserve">        if (order.isInboundComplete()) {</w:t>
+        <w:br/>
+        <w:t xml:space="preserve">            order.changeState(new InStockState(), "生成入库单",</w:t>
+        <w:br/>
+        <w:t xml:space="preserve">                    document.getDocumentNo() + " 已生成，采购单全部入库。");</w:t>
+        <w:br/>
+        <w:t xml:space="preserve">            return;</w:t>
+        <w:br/>
+        <w:t xml:space="preserve">        }</w:t>
+        <w:br/>
+        <w:t xml:space="preserve">        order.changeState(new PartiallyInStockState(), "部分入库",</w:t>
+        <w:br/>
+        <w:t xml:space="preserve">                document.getDocumentNo() + " 已生成，当前已入库 "</w:t>
+        <w:br/>
+        <w:t xml:space="preserve">                        + order.getInboundQuantity() + "/" + order.getQuantity() + "。");</w:t>
+        <w:br/>
+        <w:t xml:space="preserve">    }</w:t>
+        <w:br/>
+        <w:t>}</w:t>
+      </w:r>
+    </w:p>
+    <w:p>
+      <w:pPr>
+        <w:spacing w:line="300" w:lineRule="auto"/>
+        <w:ind w:firstLine="440"/>
+      </w:pPr>
+      <w:r>
+        <w:rPr>
+          <w:rFonts w:ascii="宋体" w:hAnsi="宋体" w:eastAsia="宋体"/>
+          <w:sz w:val="22"/>
+        </w:rPr>
+        <w:t>InStockState 允许生成发票和退货退款；PartiallyInvoicedState 表示已经部分开票但尚未满足付款条件，继续补齐发票后才会进入 InvoicedState。</w:t>
       </w:r>
     </w:p>
     <w:p>
@@ -1364,20 +1504,40 @@
         </w:rPr>
         <w:t>public class InStockState extends AbstractPurchaseOrderState {</w:t>
         <w:br/>
-        <w:t xml:space="preserve">    public void generateInvoice(PurchaseOrder order) {</w:t>
+        <w:t xml:space="preserve">    public void generateInvoice(PurchaseOrder order, int invoiceQuantity) {</w:t>
         <w:br/>
-        <w:t xml:space="preserve">        order.changeState(new InvoicedState(), "生成发票",</w:t>
+        <w:t xml:space="preserve">        OrderValidationChains.validateBusinessQuantity(</w:t>
         <w:br/>
-        <w:t xml:space="preserve">                "采购单已完成入库，发票生成成功。");</w:t>
+        <w:t xml:space="preserve">                "生成发票", invoiceQuantity, order.getRemainingInvoiceQuantity());</w:t>
+        <w:br/>
+        <w:t xml:space="preserve">        BusinessDocument document = order.recordInvoiceDocument(invoiceQuantity);</w:t>
+        <w:br/>
+        <w:t xml:space="preserve">        if (order.isInvoiceComplete()) {</w:t>
+        <w:br/>
+        <w:t xml:space="preserve">            order.changeState(new InvoicedState(), "生成发票",</w:t>
+        <w:br/>
+        <w:t xml:space="preserve">                    document.getDocumentNo() + " 已生成，采购单全部开票。");</w:t>
+        <w:br/>
+        <w:t xml:space="preserve">            return;</w:t>
+        <w:br/>
+        <w:t xml:space="preserve">        }</w:t>
+        <w:br/>
+        <w:t xml:space="preserve">        order.changeState(new PartiallyInvoicedState(), "部分开票",</w:t>
+        <w:br/>
+        <w:t xml:space="preserve">                document.getDocumentNo() + " 已生成，当前已开票 "</w:t>
+        <w:br/>
+        <w:t xml:space="preserve">                        + order.getInvoiceQuantity() + "/" + order.getQuantity() + "。");</w:t>
         <w:br/>
         <w:t xml:space="preserve">    }</w:t>
         <w:br/>
         <w:br/>
         <w:t xml:space="preserve">    public void returnAndRefund(PurchaseOrder order) {</w:t>
         <w:br/>
+        <w:t xml:space="preserve">        BusinessDocument document = order.recordReturnDocument(order.getInboundQuantity());</w:t>
+        <w:br/>
         <w:t xml:space="preserve">        order.changeState(new ReturnedState(), "退货退款",</w:t>
         <w:br/>
-        <w:t xml:space="preserve">                "已入库采购单退货退款成功，流程完结。");</w:t>
+        <w:t xml:space="preserve">                document.getDocumentNo() + " 已生成，退货退款成功，流程完结。");</w:t>
         <w:br/>
         <w:t xml:space="preserve">    }</w:t>
         <w:br/>
@@ -1394,7 +1554,104 @@
           <w:rFonts w:ascii="宋体" w:hAnsi="宋体" w:eastAsia="宋体"/>
           <w:sz w:val="22"/>
         </w:rPr>
-        <w:t>每次合法操作都会通过 recordOperation 或 changeState 写入 OperationLog，并在控制台输出操作名称、原状态、新状态和操作结果，便于测试时追踪完整生命周期。</w:t>
+        <w:t>业务单据工厂负责根据单据类型创建不同业务单据，PurchaseOrder 不需要直接关心具体单据类的创建细节。</w:t>
+      </w:r>
+    </w:p>
+    <w:p>
+      <w:pPr>
+        <w:spacing w:before="80" w:after="80"/>
+        <w:ind w:left="360"/>
+        <w:shd w:fill="F2F2F2"/>
+      </w:pPr>
+      <w:r>
+        <w:rPr>
+          <w:rFonts w:ascii="Consolas" w:hAnsi="Consolas" w:eastAsia="Consolas"/>
+          <w:sz w:val="18"/>
+        </w:rPr>
+        <w:t>public final class BusinessDocumentFactory {</w:t>
+        <w:br/>
+        <w:t xml:space="preserve">    private static final Map&lt;DocumentType, DocumentCreator&gt; CREATORS =</w:t>
+        <w:br/>
+        <w:t xml:space="preserve">            new EnumMap&lt;&gt;(DocumentType.class);</w:t>
+        <w:br/>
+        <w:br/>
+        <w:t xml:space="preserve">    static {</w:t>
+        <w:br/>
+        <w:t xml:space="preserve">        CREATORS.put(DocumentType.INBOUND_ORDER, InboundOrderDocument::new);</w:t>
+        <w:br/>
+        <w:t xml:space="preserve">        CREATORS.put(DocumentType.INVOICE, InvoiceDocument::new);</w:t>
+        <w:br/>
+        <w:t xml:space="preserve">        CREATORS.put(DocumentType.RETURN_ORDER, ReturnOrderDocument::new);</w:t>
+        <w:br/>
+        <w:t xml:space="preserve">    }</w:t>
+        <w:br/>
+        <w:br/>
+        <w:t xml:space="preserve">    public static BusinessDocument create(DocumentType type, PurchaseOrder order, int quantity) {</w:t>
+        <w:br/>
+        <w:t xml:space="preserve">        return CREATORS.get(type).create(order, quantity);</w:t>
+        <w:br/>
+        <w:t xml:space="preserve">    }</w:t>
+        <w:br/>
+        <w:t>}</w:t>
+      </w:r>
+    </w:p>
+    <w:p>
+      <w:pPr>
+        <w:spacing w:line="300" w:lineRule="auto"/>
+        <w:ind w:firstLine="440"/>
+      </w:pPr>
+      <w:r>
+        <w:rPr>
+          <w:rFonts w:ascii="宋体" w:hAnsi="宋体" w:eastAsia="宋体"/>
+          <w:sz w:val="22"/>
+        </w:rPr>
+        <w:t>责任链校验把商品名称、数量、供应商和管理员权限等公共校验拆成独立规则，再由 OrderValidationChains 按场景组装。</w:t>
+      </w:r>
+    </w:p>
+    <w:p>
+      <w:pPr>
+        <w:spacing w:before="80" w:after="80"/>
+        <w:ind w:left="360"/>
+        <w:shd w:fill="F2F2F2"/>
+      </w:pPr>
+      <w:r>
+        <w:rPr>
+          <w:rFonts w:ascii="Consolas" w:hAnsi="Consolas" w:eastAsia="Consolas"/>
+          <w:sz w:val="18"/>
+        </w:rPr>
+        <w:t>public static void validateEdit(String productName, int quantity, String supplier) {</w:t>
+        <w:br/>
+        <w:t xml:space="preserve">    OrderValidationRule chain = new ProductNameRequiredRule();</w:t>
+        <w:br/>
+        <w:t xml:space="preserve">    chain.linkWith(new PositiveQuantityRule())</w:t>
+        <w:br/>
+        <w:t xml:space="preserve">            .linkWith(new SupplierRequiredRule());</w:t>
+        <w:br/>
+        <w:t xml:space="preserve">    chain.check(ValidationContext.edit(productName, quantity, supplier));</w:t>
+        <w:br/>
+        <w:t>}</w:t>
+        <w:br/>
+        <w:br/>
+        <w:t>public static void validateAdmin(String operation, UserRole role) {</w:t>
+        <w:br/>
+        <w:t xml:space="preserve">    OrderValidationRule chain = new AdminRoleRule();</w:t>
+        <w:br/>
+        <w:t xml:space="preserve">    chain.check(ValidationContext.admin(operation, role));</w:t>
+        <w:br/>
+        <w:t>}</w:t>
+      </w:r>
+    </w:p>
+    <w:p>
+      <w:pPr>
+        <w:spacing w:line="300" w:lineRule="auto"/>
+        <w:ind w:firstLine="440"/>
+      </w:pPr>
+      <w:r>
+        <w:rPr>
+          <w:rFonts w:ascii="宋体" w:hAnsi="宋体" w:eastAsia="宋体"/>
+          <w:sz w:val="22"/>
+        </w:rPr>
+        <w:t>每次合法操作都会通过 recordOperation 或 changeState 写入 OperationLog，并在控制台输出操作名称、原状态、新状态和操作结果；每次成功生成入库单、发票或退货单时也会保存业务单据，便于测试时追踪完整生命周期。</w:t>
       </w:r>
     </w:p>
     <w:p>
@@ -1433,7 +1690,7 @@
           <w:rFonts w:ascii="宋体" w:hAnsi="宋体" w:eastAsia="宋体"/>
           <w:sz w:val="22"/>
         </w:rPr>
-        <w:t>项目使用 Maven 执行 clean package，编译 22 个 Java 源文件并生成 target/experiment11-state-observer-1.0.0.jar。构建结果显示 BUILD SUCCESS。</w:t>
+        <w:t>项目使用 Maven 执行 clean package，编译 40 个 Java 源文件并生成 target/experiment11-state-observer-1.0.0.jar。构建结果显示 BUILD SUCCESS。</w:t>
       </w:r>
     </w:p>
     <w:p>
@@ -1443,7 +1700,7 @@
       <w:r>
         <w:drawing>
           <wp:inline xmlns:a="http://schemas.openxmlformats.org/drawingml/2006/main" xmlns:pic="http://schemas.openxmlformats.org/drawingml/2006/picture">
-            <wp:extent cx="5943600" cy="8788603"/>
+            <wp:extent cx="5943600" cy="4683557"/>
             <wp:docPr id="9" name="Picture 9"/>
             <wp:cNvGraphicFramePr>
               <a:graphicFrameLocks noChangeAspect="1"/>
@@ -1464,7 +1721,7 @@
                   <pic:spPr>
                     <a:xfrm>
                       <a:off x="0" y="0"/>
-                      <a:ext cx="5943600" cy="8788603"/>
+                      <a:ext cx="5943600" cy="4683557"/>
                     </a:xfrm>
                     <a:prstGeom prst="rect"/>
                   </pic:spPr>
@@ -1587,7 +1844,7 @@
           <w:rFonts w:ascii="宋体" w:hAnsi="宋体" w:eastAsia="宋体"/>
           <w:sz w:val="22"/>
         </w:rPr>
-        <w:t>正常付款流程使用采购单 PO-001。该采购单依次执行编辑、审批、生成入库单、生成发票和付款操作，状态从草稿流转到已审批、已入库、已开票，最终到达已付款。每一步都记录操作日志，最终输出状态为已付款。</w:t>
+        <w:t>正常付款流程使用采购单 PO-001。该采购单依次执行编辑、审批、生成入库单、生成发票和付款操作，状态从草稿流转到已审批、已入库、已开票，最终到达已付款。运行结果中可以看到系统生成了入库单和发票，并记录了完整操作日志。</w:t>
       </w:r>
     </w:p>
     <w:p>
@@ -1597,7 +1854,7 @@
       <w:r>
         <w:drawing>
           <wp:inline xmlns:a="http://schemas.openxmlformats.org/drawingml/2006/main" xmlns:pic="http://schemas.openxmlformats.org/drawingml/2006/picture">
-            <wp:extent cx="5943600" cy="2797454"/>
+            <wp:extent cx="5943600" cy="3352190"/>
             <wp:docPr id="11" name="Picture 11"/>
             <wp:cNvGraphicFramePr>
               <a:graphicFrameLocks noChangeAspect="1"/>
@@ -1618,7 +1875,7 @@
                   <pic:spPr>
                     <a:xfrm>
                       <a:off x="0" y="0"/>
-                      <a:ext cx="5943600" cy="2797454"/>
+                      <a:ext cx="5943600" cy="3352190"/>
                     </a:xfrm>
                     <a:prstGeom prst="rect"/>
                   </pic:spPr>
@@ -1690,7 +1947,7 @@
           <w:rFonts w:ascii="宋体" w:hAnsi="宋体" w:eastAsia="宋体"/>
           <w:sz w:val="22"/>
         </w:rPr>
-        <w:t>退货退款流程使用采购单 PO-003。该采购单完成编辑、审批和入库后，处于已入库状态。在该状态下调用 returnAndRefund 方法，由 InStockState 将状态切换为 ReturnedState，最终状态为已退货完结。</w:t>
+        <w:t>退货退款流程使用采购单 PO-003。该采购单完成编辑、审批和入库后，处于已入库状态。在该状态下调用 returnAndRefund 方法，由 InStockState 生成退货单并将状态切换为 ReturnedState，最终状态为已退货完结。</w:t>
       </w:r>
     </w:p>
     <w:p>
@@ -1700,7 +1957,7 @@
       <w:r>
         <w:drawing>
           <wp:inline xmlns:a="http://schemas.openxmlformats.org/drawingml/2006/main" xmlns:pic="http://schemas.openxmlformats.org/drawingml/2006/picture">
-            <wp:extent cx="5943600" cy="2575560"/>
+            <wp:extent cx="5943600" cy="3130296"/>
             <wp:docPr id="12" name="Picture 12"/>
             <wp:cNvGraphicFramePr>
               <a:graphicFrameLocks noChangeAspect="1"/>
@@ -1721,7 +1978,7 @@
                   <pic:spPr>
                     <a:xfrm>
                       <a:off x="0" y="0"/>
-                      <a:ext cx="5943600" cy="2575560"/>
+                      <a:ext cx="5943600" cy="3130296"/>
                     </a:xfrm>
                     <a:prstGeom prst="rect"/>
                   </pic:spPr>
@@ -1767,7 +2024,7 @@
           <w:rFonts w:ascii="宋体" w:hAnsi="宋体" w:eastAsia="宋体"/>
           <w:sz w:val="22"/>
         </w:rPr>
-        <w:t>非法流程测试覆盖草稿状态直接生成入库单、草稿状态直接付款、已入库状态取消采购单、已开票后再次编辑采购单、已取消后再次审批等场景。所有非法操作均由当前状态类或抽象状态基类抛出 BusinessException，并输出清晰的中文失败原因。</w:t>
+        <w:t>非法流程测试覆盖草稿状态直接生成入库单、草稿状态直接付款、已入库状态取消采购单、已开票后再次编辑采购单、已取消后再次审批、编辑时数量为 0 等场景。所有非法操作均由当前状态类、抽象状态基类或责任链校验规则抛出 BusinessException，并输出清晰的中文失败原因。</w:t>
       </w:r>
     </w:p>
     <w:p>
@@ -1777,7 +2034,7 @@
       <w:r>
         <w:drawing>
           <wp:inline xmlns:a="http://schemas.openxmlformats.org/drawingml/2006/main" xmlns:pic="http://schemas.openxmlformats.org/drawingml/2006/picture">
-            <wp:extent cx="5943600" cy="2686507"/>
+            <wp:extent cx="5943600" cy="2908402"/>
             <wp:docPr id="13" name="Picture 13"/>
             <wp:cNvGraphicFramePr>
               <a:graphicFrameLocks noChangeAspect="1"/>
@@ -1798,7 +2055,7 @@
                   <pic:spPr>
                     <a:xfrm>
                       <a:off x="0" y="0"/>
-                      <a:ext cx="5943600" cy="2686507"/>
+                      <a:ext cx="5943600" cy="2908402"/>
                     </a:xfrm>
                     <a:prstGeom prst="rect"/>
                   </pic:spPr>
@@ -1823,6 +2080,19 @@
     </w:p>
     <w:p>
       <w:pPr>
+        <w:pStyle w:val="Heading2"/>
+      </w:pPr>
+      <w:r>
+        <w:rPr>
+          <w:rFonts w:ascii="黑体" w:hAnsi="黑体" w:eastAsia="黑体"/>
+          <w:b/>
+          <w:sz w:val="28"/>
+        </w:rPr>
+        <w:t>5.7 进阶加分功能测试</w:t>
+      </w:r>
+    </w:p>
+    <w:p>
+      <w:pPr>
         <w:spacing w:line="300" w:lineRule="auto"/>
         <w:ind w:firstLine="440"/>
       </w:pPr>
@@ -1831,18 +2101,95 @@
           <w:rFonts w:ascii="宋体" w:hAnsi="宋体" w:eastAsia="宋体"/>
           <w:sz w:val="22"/>
         </w:rPr>
-        <w:t>完整运行结果已保存到 run-result.txt，能够看到 MainApp 按顺序执行观察者模式和状态模式的全部测试。</w:t>
+        <w:t>进阶流程测试覆盖两个重点场景。PO-BONUS-001 先由普通操作员尝试撤销已审批采购单，系统通过权限责任链拦截；随后管理员撤销审批成功，采购单退回草稿并重新审批。PO-BONUS-002 演示部分入库、补齐入库、部分开票、补齐发票和付款，验证部分流程不会造成状态死锁。</w:t>
       </w:r>
     </w:p>
     <w:p>
       <w:pPr>
+        <w:spacing w:line="300" w:lineRule="auto"/>
+        <w:ind w:firstLine="440"/>
+      </w:pPr>
+      <w:r>
+        <w:rPr>
+          <w:rFonts w:ascii="宋体" w:hAnsi="宋体" w:eastAsia="宋体"/>
+          <w:sz w:val="22"/>
+        </w:rPr>
+        <w:t>该流程还验证了业务单据工厂的效果：部分入库时分别生成两张入库单，部分开票时分别生成两张发票，最终采购单信息中能够看到所有关联单据和操作日志。</w:t>
+      </w:r>
+    </w:p>
+    <w:p>
+      <w:pPr>
         <w:jc w:val="center"/>
       </w:pPr>
       <w:r>
         <w:drawing>
           <wp:inline xmlns:a="http://schemas.openxmlformats.org/drawingml/2006/main" xmlns:pic="http://schemas.openxmlformats.org/drawingml/2006/picture">
-            <wp:extent cx="5943600" cy="11340389"/>
+            <wp:extent cx="5943600" cy="7235342"/>
             <wp:docPr id="14" name="Picture 14"/>
+            <wp:cNvGraphicFramePr>
+              <a:graphicFrameLocks noChangeAspect="1"/>
+            </wp:cNvGraphicFramePr>
+            <a:graphic>
+              <a:graphicData uri="http://schemas.openxmlformats.org/drawingml/2006/picture">
+                <pic:pic>
+                  <pic:nvPicPr>
+                    <pic:cNvPr id="0" name="16_advanced_bonus_result.png"/>
+                    <pic:cNvPicPr/>
+                  </pic:nvPicPr>
+                  <pic:blipFill>
+                    <a:blip r:embed="rId22"/>
+                    <a:stretch>
+                      <a:fillRect/>
+                    </a:stretch>
+                  </pic:blipFill>
+                  <pic:spPr>
+                    <a:xfrm>
+                      <a:off x="0" y="0"/>
+                      <a:ext cx="5943600" cy="7235342"/>
+                    </a:xfrm>
+                    <a:prstGeom prst="rect"/>
+                  </pic:spPr>
+                </pic:pic>
+              </a:graphicData>
+            </a:graphic>
+          </wp:inline>
+        </w:drawing>
+      </w:r>
+    </w:p>
+    <w:p>
+      <w:pPr>
+        <w:jc w:val="center"/>
+      </w:pPr>
+      <w:r>
+        <w:rPr>
+          <w:rFonts w:ascii="宋体" w:hAnsi="宋体" w:eastAsia="宋体"/>
+          <w:sz w:val="20"/>
+        </w:rPr>
+        <w:t>图14 进阶加分功能运行结果</w:t>
+      </w:r>
+    </w:p>
+    <w:p>
+      <w:pPr>
+        <w:spacing w:line="300" w:lineRule="auto"/>
+        <w:ind w:firstLine="440"/>
+      </w:pPr>
+      <w:r>
+        <w:rPr>
+          <w:rFonts w:ascii="宋体" w:hAnsi="宋体" w:eastAsia="宋体"/>
+          <w:sz w:val="22"/>
+        </w:rPr>
+        <w:t>完整运行结果已保存到 run-result.txt，能够看到 MainApp 按顺序执行观察者模式、状态模式基础流程和进阶加分流程的全部测试。</w:t>
+      </w:r>
+    </w:p>
+    <w:p>
+      <w:pPr>
+        <w:jc w:val="center"/>
+      </w:pPr>
+      <w:r>
+        <w:drawing>
+          <wp:inline xmlns:a="http://schemas.openxmlformats.org/drawingml/2006/main" xmlns:pic="http://schemas.openxmlformats.org/drawingml/2006/picture">
+            <wp:extent cx="5943600" cy="19994270"/>
+            <wp:docPr id="15" name="Picture 15"/>
             <wp:cNvGraphicFramePr>
               <a:graphicFrameLocks noChangeAspect="1"/>
             </wp:cNvGraphicFramePr>
@@ -1854,7 +2201,7 @@
                     <pic:cNvPicPr/>
                   </pic:nvPicPr>
                   <pic:blipFill>
-                    <a:blip r:embed="rId22"/>
+                    <a:blip r:embed="rId23"/>
                     <a:stretch>
                       <a:fillRect/>
                     </a:stretch>
@@ -1862,7 +2209,7 @@
                   <pic:spPr>
                     <a:xfrm>
                       <a:off x="0" y="0"/>
-                      <a:ext cx="5943600" cy="11340389"/>
+                      <a:ext cx="5943600" cy="19994270"/>
                     </a:xfrm>
                     <a:prstGeom prst="rect"/>
                   </pic:spPr>
@@ -1882,7 +2229,7 @@
           <w:rFonts w:ascii="宋体" w:hAnsi="宋体" w:eastAsia="宋体"/>
           <w:sz w:val="20"/>
         </w:rPr>
-        <w:t>图14 MainApp 完整运行结果截图</w:t>
+        <w:t>图15 MainApp 完整运行结果截图</w:t>
       </w:r>
     </w:p>
     <w:p>
@@ -1950,7 +2297,7 @@
         <w:drawing>
           <wp:inline xmlns:a="http://schemas.openxmlformats.org/drawingml/2006/main" xmlns:pic="http://schemas.openxmlformats.org/drawingml/2006/picture">
             <wp:extent cx="5943600" cy="2575560"/>
-            <wp:docPr id="15" name="Picture 15"/>
+            <wp:docPr id="16" name="Picture 16"/>
             <wp:cNvGraphicFramePr>
               <a:graphicFrameLocks noChangeAspect="1"/>
             </wp:cNvGraphicFramePr>
@@ -1962,7 +2309,7 @@
                     <pic:cNvPicPr/>
                   </pic:nvPicPr>
                   <pic:blipFill>
-                    <a:blip r:embed="rId23"/>
+                    <a:blip r:embed="rId24"/>
                     <a:stretch>
                       <a:fillRect/>
                     </a:stretch>
@@ -1990,7 +2337,7 @@
           <w:rFonts w:ascii="宋体" w:hAnsi="宋体" w:eastAsia="宋体"/>
           <w:sz w:val="20"/>
         </w:rPr>
-        <w:t>图15 Git commit 成功结果</w:t>
+        <w:t>图16 Git commit 成功结果</w:t>
       </w:r>
     </w:p>
     <w:p>
@@ -2029,7 +2376,20 @@
           <w:rFonts w:ascii="宋体" w:hAnsi="宋体" w:eastAsia="宋体"/>
           <w:sz w:val="22"/>
         </w:rPr>
-        <w:t>通过状态模式实现 WMS 采购单生命周期，我体会到“状态决定行为”的业务建模方式。采购单在不同状态下允许执行的操作不同，如果把所有判断都写在 PurchaseOrder 中，代码会很快变得复杂。本实验将状态规则分散到不同状态类中后，正常流程、取消流程、退货退款流程和非法操作拦截都更清晰。</w:t>
+        <w:t>通过状态模式实现 WMS 采购单生命周期，我体会到“状态决定行为”的业务建模方式。采购单在不同状态下允许执行的操作不同，如果把所有判断都写在 PurchaseOrder 中，代码会很快变得复杂。本实验将状态规则分散到不同状态类中后，正常流程、取消流程、退货退款流程、部分入库、部分开票和非法操作拦截都更清晰。</w:t>
+      </w:r>
+    </w:p>
+    <w:p>
+      <w:pPr>
+        <w:spacing w:line="300" w:lineRule="auto"/>
+        <w:ind w:firstLine="440"/>
+      </w:pPr>
+      <w:r>
+        <w:rPr>
+          <w:rFonts w:ascii="宋体" w:hAnsi="宋体" w:eastAsia="宋体"/>
+          <w:sz w:val="22"/>
+        </w:rPr>
+        <w:t>在进阶功能实现中，我进一步体会到多种设计模式之间可以配合使用：状态模式负责业务生命周期，责任链模式负责公共校验，工厂模式负责统一创建业务单据。这样每一类变化都有相对独立的扩展位置，比单纯堆叠条件判断更容易维护。</w:t>
       </w:r>
     </w:p>
     <w:p>
@@ -2107,7 +2467,7 @@
           <w:rFonts w:ascii="宋体" w:hAnsi="宋体" w:eastAsia="宋体"/>
           <w:sz w:val="22"/>
         </w:rPr>
-        <w:t>重要截图清单包括 7 张 EA UML 图、项目结构截图、MainApp 完整运行结果截图、观察者模式运行结果截图、状态模式正常流程截图、非法操作拦截图、退货退款流程截图、Maven 构建截图和 Git 提交截图。</w:t>
+        <w:t>重要截图清单包括 7 张 EA UML 图、项目结构截图、MainApp 完整运行结果截图、观察者模式运行结果截图、状态模式正常流程截图、非法操作拦截图、退货退款流程截图、进阶加分流程截图、Maven 构建截图和 Git 提交截图。</w:t>
       </w:r>
     </w:p>
     <w:sectPr>
